--- a/lb4/Pimakhin_Roman_lb4.docx
+++ b/lb4/Pimakhin_Roman_lb4.docx
@@ -638,7 +638,55 @@
         <w:rPr>
           <w:szCs w:val="28"/>
         </w:rPr>
-        <w:t>Реализуйте алгоритм КМП и с его помощью для заданных шаблона P (∣P∣≤25000∣P∣≤25000) и</w:t>
+        <w:t>Реализуйте алгоритм КМП и с его помощью для заданных шаблона P (</w:t>
+      </w:r>
+      <w:r>
+        <w:rPr>
+          <w:szCs w:val="28"/>
+        </w:rPr>
+        <w:t>|</w:t>
+      </w:r>
+      <w:r>
+        <w:rPr>
+          <w:szCs w:val="28"/>
+        </w:rPr>
+        <w:t>P</w:t>
+      </w:r>
+      <w:r>
+        <w:rPr>
+          <w:szCs w:val="28"/>
+        </w:rPr>
+        <w:t>|</w:t>
+      </w:r>
+      <w:r>
+        <w:rPr>
+          <w:szCs w:val="28"/>
+        </w:rPr>
+        <w:t>≤25000</w:t>
+      </w:r>
+      <w:r>
+        <w:rPr>
+          <w:szCs w:val="28"/>
+        </w:rPr>
+        <w:t>|</w:t>
+      </w:r>
+      <w:r>
+        <w:rPr>
+          <w:szCs w:val="28"/>
+        </w:rPr>
+        <w:t>P</w:t>
+      </w:r>
+      <w:r>
+        <w:rPr>
+          <w:szCs w:val="28"/>
+        </w:rPr>
+        <w:t>|</w:t>
+      </w:r>
+      <w:r>
+        <w:rPr>
+          <w:szCs w:val="28"/>
+        </w:rPr>
+        <w:t>≤25000) и</w:t>
       </w:r>
       <w:r>
         <w:rPr>
@@ -650,7 +698,55 @@
         <w:rPr>
           <w:szCs w:val="28"/>
         </w:rPr>
-        <w:t>текста T (∣T∣≤5000000∣T∣≤5000000) найдите все вхождения P в T.</w:t>
+        <w:t>текста T (</w:t>
+      </w:r>
+      <w:r>
+        <w:rPr>
+          <w:szCs w:val="28"/>
+        </w:rPr>
+        <w:t>|</w:t>
+      </w:r>
+      <w:r>
+        <w:rPr>
+          <w:szCs w:val="28"/>
+        </w:rPr>
+        <w:t>T</w:t>
+      </w:r>
+      <w:r>
+        <w:rPr>
+          <w:szCs w:val="28"/>
+        </w:rPr>
+        <w:t>|</w:t>
+      </w:r>
+      <w:r>
+        <w:rPr>
+          <w:szCs w:val="28"/>
+        </w:rPr>
+        <w:t>≤5000000</w:t>
+      </w:r>
+      <w:r>
+        <w:rPr>
+          <w:szCs w:val="28"/>
+        </w:rPr>
+        <w:t>|</w:t>
+      </w:r>
+      <w:r>
+        <w:rPr>
+          <w:szCs w:val="28"/>
+        </w:rPr>
+        <w:t>T</w:t>
+      </w:r>
+      <w:r>
+        <w:rPr>
+          <w:szCs w:val="28"/>
+        </w:rPr>
+        <w:t>|</w:t>
+      </w:r>
+      <w:r>
+        <w:rPr>
+          <w:szCs w:val="28"/>
+        </w:rPr>
+        <w:t>≤5000000) найдите все вхождения P в T.</w:t>
       </w:r>
       <w:r>
         <w:rPr>
@@ -664,14 +760,39 @@
           <w:szCs w:val="28"/>
         </w:rPr>
         <w:br/>
-        <w:t>- Первая строка — P  </w:t>
+        <w:t xml:space="preserve">- Первая строка </w:t>
+      </w:r>
+      <w:r>
+        <w:rPr>
+          <w:szCs w:val="28"/>
+        </w:rPr>
+        <w:t>-</w:t>
+      </w:r>
+      <w:r>
+        <w:rPr>
+          <w:szCs w:val="28"/>
+        </w:rPr>
+        <w:t> P  </w:t>
       </w:r>
       <w:r>
         <w:rPr>
           <w:szCs w:val="28"/>
         </w:rPr>
         <w:br/>
-        <w:t>- Вторая строка — T</w:t>
+        <w:t xml:space="preserve">- Вторая строка </w:t>
+      </w:r>
+      <w:r>
+        <w:rPr>
+          <w:szCs w:val="28"/>
+          <w:lang w:val="en-US"/>
+        </w:rPr>
+        <w:t>-</w:t>
+      </w:r>
+      <w:r>
+        <w:rPr>
+          <w:szCs w:val="28"/>
+        </w:rPr>
+        <w:t> T</w:t>
       </w:r>
       <w:r>
         <w:rPr>

--- a/lb4/Pimakhin_Roman_lb4.docx
+++ b/lb4/Pimakhin_Roman_lb4.docx
@@ -662,30 +662,6 @@
         <w:rPr>
           <w:szCs w:val="28"/>
         </w:rPr>
-        <w:t>≤25000</w:t>
-      </w:r>
-      <w:r>
-        <w:rPr>
-          <w:szCs w:val="28"/>
-        </w:rPr>
-        <w:t>|</w:t>
-      </w:r>
-      <w:r>
-        <w:rPr>
-          <w:szCs w:val="28"/>
-        </w:rPr>
-        <w:t>P</w:t>
-      </w:r>
-      <w:r>
-        <w:rPr>
-          <w:szCs w:val="28"/>
-        </w:rPr>
-        <w:t>|</w:t>
-      </w:r>
-      <w:r>
-        <w:rPr>
-          <w:szCs w:val="28"/>
-        </w:rPr>
         <w:t>≤25000) и</w:t>
       </w:r>
       <w:r>
@@ -699,30 +675,6 @@
           <w:szCs w:val="28"/>
         </w:rPr>
         <w:t>текста T (</w:t>
-      </w:r>
-      <w:r>
-        <w:rPr>
-          <w:szCs w:val="28"/>
-        </w:rPr>
-        <w:t>|</w:t>
-      </w:r>
-      <w:r>
-        <w:rPr>
-          <w:szCs w:val="28"/>
-        </w:rPr>
-        <w:t>T</w:t>
-      </w:r>
-      <w:r>
-        <w:rPr>
-          <w:szCs w:val="28"/>
-        </w:rPr>
-        <w:t>|</w:t>
-      </w:r>
-      <w:r>
-        <w:rPr>
-          <w:szCs w:val="28"/>
-        </w:rPr>
-        <w:t>≤5000000</w:t>
       </w:r>
       <w:r>
         <w:rPr>
@@ -784,7 +736,6 @@
       <w:r>
         <w:rPr>
           <w:szCs w:val="28"/>
-          <w:lang w:val="en-US"/>
         </w:rPr>
         <w:t>-</w:t>
       </w:r>
@@ -968,14 +919,74 @@
         <w:rPr>
           <w:szCs w:val="28"/>
         </w:rPr>
-        <w:t>Заданы две строки A (∣A∣≤5000000∣A∣≤5000000) и B (∣B∣≤5000000∣B∣≤5000000).</w:t>
+        <w:t>Заданы две строки A (</w:t>
+      </w:r>
+      <w:r>
+        <w:rPr>
+          <w:szCs w:val="28"/>
+        </w:rPr>
+        <w:t>|</w:t>
+      </w:r>
+      <w:r>
+        <w:rPr>
+          <w:szCs w:val="28"/>
+        </w:rPr>
+        <w:t>A</w:t>
+      </w:r>
+      <w:r>
+        <w:rPr>
+          <w:szCs w:val="28"/>
+        </w:rPr>
+        <w:t>|</w:t>
+      </w:r>
+      <w:r>
+        <w:rPr>
+          <w:szCs w:val="28"/>
+        </w:rPr>
+        <w:t>≤5000000) и B (</w:t>
+      </w:r>
+      <w:r>
+        <w:rPr>
+          <w:szCs w:val="28"/>
+        </w:rPr>
+        <w:t>|</w:t>
+      </w:r>
+      <w:r>
+        <w:rPr>
+          <w:szCs w:val="28"/>
+        </w:rPr>
+        <w:t>B</w:t>
+      </w:r>
+      <w:r>
+        <w:rPr>
+          <w:szCs w:val="28"/>
+        </w:rPr>
+        <w:t>|</w:t>
+      </w:r>
+      <w:r>
+        <w:rPr>
+          <w:szCs w:val="28"/>
+        </w:rPr>
+        <w:t>≤5000000).</w:t>
       </w:r>
       <w:r>
         <w:rPr>
           <w:szCs w:val="28"/>
         </w:rPr>
         <w:br/>
-        <w:t>Определить, является ли А циклическим сдвигом В (это значит, что А и В имеют одинаковую длину и А состоит из суффикса В, склеенного с префиксом В). Например, defabc является циклическим сдвигом abcdef.</w:t>
+        <w:t>Определить, является ли А циклическим сдвигом В (это значит,</w:t>
+      </w:r>
+      <w:r>
+        <w:rPr>
+          <w:szCs w:val="28"/>
+        </w:rPr>
+        <w:t xml:space="preserve"> </w:t>
+      </w:r>
+      <w:r>
+        <w:rPr>
+          <w:szCs w:val="28"/>
+        </w:rPr>
+        <w:t>что А и В имеют одинаковую длину и А состоит из суффикса В, склеенного с префиксом В). Например, defabc является циклическим сдвигом abcdef.</w:t>
       </w:r>
       <w:r>
         <w:rPr>
@@ -989,14 +1000,39 @@
           <w:szCs w:val="28"/>
         </w:rPr>
         <w:br/>
-        <w:t>- Первая строка — A</w:t>
+        <w:t xml:space="preserve">- Первая строка </w:t>
+      </w:r>
+      <w:r>
+        <w:rPr>
+          <w:szCs w:val="28"/>
+        </w:rPr>
+        <w:t>-</w:t>
+      </w:r>
+      <w:r>
+        <w:rPr>
+          <w:szCs w:val="28"/>
+        </w:rPr>
+        <w:t> A</w:t>
       </w:r>
       <w:r>
         <w:rPr>
           <w:szCs w:val="28"/>
         </w:rPr>
         <w:br/>
-        <w:t>- Вторая строка — B</w:t>
+        <w:t xml:space="preserve">- Вторая строка </w:t>
+      </w:r>
+      <w:r>
+        <w:rPr>
+          <w:szCs w:val="28"/>
+          <w:lang w:val="en-US"/>
+        </w:rPr>
+        <w:t>-</w:t>
+      </w:r>
+      <w:r>
+        <w:rPr>
+          <w:szCs w:val="28"/>
+        </w:rPr>
+        <w:t> B</w:t>
       </w:r>
       <w:r>
         <w:rPr>
@@ -1010,14 +1046,7 @@
           <w:szCs w:val="28"/>
         </w:rPr>
         <w:br/>
-        <w:t xml:space="preserve">Если A является циклическим сдвигом B, то индекс начала </w:t>
-      </w:r>
-      <w:r>
-        <w:rPr>
-          <w:szCs w:val="28"/>
-        </w:rPr>
-        <w:lastRenderedPageBreak/>
-        <w:t>строки B в A; иначе вывести -1. Если возможно несколько сдвигов, вывести первый индекс.</w:t>
+        <w:t>Если A является циклическим сдвигом B, то индекс начала строки B в A; иначе вывести -1. Если возможно несколько сдвигов, вывести первый индекс.</w:t>
       </w:r>
     </w:p>
     <w:p>
@@ -1036,6 +1065,7 @@
           <w:bCs/>
           <w:szCs w:val="28"/>
         </w:rPr>
+        <w:lastRenderedPageBreak/>
         <w:t>Тестовые данные</w:t>
       </w:r>
     </w:p>
@@ -1409,7 +1439,6 @@
         <w:pStyle w:val="Textbody"/>
       </w:pPr>
       <w:r>
-        <w:lastRenderedPageBreak/>
         <w:t>Поиск вхождений. Используя префикс-функцию, проходим по тексту T один раз, поддерживая текущую позицию </w:t>
       </w:r>
       <w:r>
@@ -1453,6 +1482,7 @@
           <w:b/>
           <w:bCs/>
         </w:rPr>
+        <w:lastRenderedPageBreak/>
         <w:t>Алгоритм поиска:</w:t>
       </w:r>
     </w:p>
@@ -1797,9 +1827,9 @@
         <w:tblLook w:val="04A0" w:firstRow="1" w:lastRow="0" w:firstColumn="1" w:lastColumn="0" w:noHBand="0" w:noVBand="1"/>
       </w:tblPr>
       <w:tblGrid>
-        <w:gridCol w:w="2469"/>
-        <w:gridCol w:w="3064"/>
-        <w:gridCol w:w="2763"/>
+        <w:gridCol w:w="2518"/>
+        <w:gridCol w:w="3163"/>
+        <w:gridCol w:w="2841"/>
       </w:tblGrid>
       <w:tr>
         <w:tc>
@@ -2108,7 +2138,6 @@
           <w:bCs/>
           <w:szCs w:val="28"/>
         </w:rPr>
-        <w:lastRenderedPageBreak/>
         <w:t>Тестирование:</w:t>
       </w:r>
     </w:p>
@@ -2119,8 +2148,8 @@
         <w:tblLook w:val="04A0" w:firstRow="1" w:lastRow="0" w:firstColumn="1" w:lastColumn="0" w:noHBand="0" w:noVBand="1"/>
       </w:tblPr>
       <w:tblGrid>
-        <w:gridCol w:w="2730"/>
-        <w:gridCol w:w="5566"/>
+        <w:gridCol w:w="2785"/>
+        <w:gridCol w:w="5737"/>
       </w:tblGrid>
       <w:tr>
         <w:tc>
@@ -2293,6 +2322,7 @@
                 <w:szCs w:val="28"/>
                 <w:shd w:val="clear" w:color="auto" w:fill="FFFFFF"/>
               </w:rPr>
+              <w:lastRenderedPageBreak/>
               <w:t>ab</w:t>
             </w:r>
           </w:p>
@@ -3161,9 +3191,10 @@
     </w:p>
     <w:sectPr>
       <w:footerReference w:type="default" r:id="rId8"/>
-      <w:pgSz w:w="11906" w:h="16838"/>
-      <w:pgMar w:top="1440" w:right="1800" w:bottom="1440" w:left="1800" w:header="720" w:footer="720" w:gutter="0"/>
+      <w:pgSz w:w="11906" w:h="16838" w:code="9"/>
+      <w:pgMar w:top="1134" w:right="1418" w:bottom="1134" w:left="1701" w:header="720" w:footer="720" w:gutter="0"/>
       <w:cols w:space="720"/>
+      <w:titlePg/>
       <w:docGrid w:linePitch="360"/>
     </w:sectPr>
   </w:body>
